--- a/ADG/04장/4장_실습문제_정답.docx
+++ b/ADG/04장/4장_실습문제_정답.docx
@@ -34,7 +34,7 @@
           <w:b/>
           <w:sz w:val="21"/>
         </w:rPr>
-        <w:t>[하-01] 정답: ① ARCHIVELOG</w:t>
+        <w:t>[하-01] 정답: ④ ARCHIVELOG</w:t>
       </w:r>
     </w:p>
     <w:p>
@@ -53,7 +53,7 @@
           <w:b/>
           <w:sz w:val="21"/>
         </w:rPr>
-        <w:t>[하-02] 정답: ① MOUNT</w:t>
+        <w:t>[하-02] 정답: ③ MOUNT</w:t>
       </w:r>
     </w:p>
     <w:p>
@@ -72,7 +72,7 @@
           <w:b/>
           <w:sz w:val="21"/>
         </w:rPr>
-        <w:t>[하-03] 정답: ① ARCHIVE LOG LIST</w:t>
+        <w:t>[하-03] 정답: ③ ARCHIVE LOG LIST</w:t>
       </w:r>
     </w:p>
     <w:p>
@@ -91,7 +91,7 @@
           <w:b/>
           <w:sz w:val="21"/>
         </w:rPr>
-        <w:t>[하-04] 정답: ① 시퀀스 번호</w:t>
+        <w:t>[하-04] 정답: ② 시퀀스 번호</w:t>
       </w:r>
     </w:p>
     <w:p>
@@ -148,7 +148,7 @@
           <w:b/>
           <w:sz w:val="21"/>
         </w:rPr>
-        <w:t>[하-07] 정답: ① 약 4.52MB</w:t>
+        <w:t>[하-07] 정답: ④ 약 4.52MB</w:t>
       </w:r>
     </w:p>
     <w:p>
@@ -186,7 +186,7 @@
           <w:b/>
           <w:sz w:val="21"/>
         </w:rPr>
-        <w:t>[하-09] 정답: ① 온라인 리두 그룹 수 + 1 이상</w:t>
+        <w:t>[하-09] 정답: ④ 온라인 리두 그룹 수 + 1 이상</w:t>
       </w:r>
     </w:p>
     <w:p>
@@ -205,7 +205,7 @@
           <w:b/>
           <w:sz w:val="21"/>
         </w:rPr>
-        <w:t>[하-10] 정답: ① 온라인 리두와 정확히 같아야 한다</w:t>
+        <w:t>[하-10] 정답: ② 온라인 리두와 정확히 같아야 한다</w:t>
       </w:r>
     </w:p>
     <w:p>
@@ -262,7 +262,7 @@
           <w:b/>
           <w:sz w:val="21"/>
         </w:rPr>
-        <w:t>[하-13] 정답: ① 역할 전환 이후 즉시 필요해지기 때문</w:t>
+        <w:t>[하-13] 정답: ③ 역할 전환 이후 즉시 필요해지기 때문</w:t>
       </w:r>
     </w:p>
     <w:p>
@@ -281,7 +281,7 @@
           <w:b/>
           <w:sz w:val="21"/>
         </w:rPr>
-        <w:t>[하-14] 정답: ① 같은 이름의 파일이 있으면 덮어쓴다</w:t>
+        <w:t>[하-14] 정답: ③ 같은 이름의 파일이 있으면 덮어쓴다</w:t>
       </w:r>
     </w:p>
     <w:p>
@@ -300,7 +300,7 @@
           <w:b/>
           <w:sz w:val="21"/>
         </w:rPr>
-        <w:t>[하-15] 정답: ① FOR DATA AVAILABILITY / FOR LOAD PERFORMANCE</w:t>
+        <w:t>[하-15] 정답: ④ FOR DATA AVAILABILITY / FOR LOAD PERFORMANCE</w:t>
       </w:r>
     </w:p>
     <w:p>
@@ -319,7 +319,7 @@
           <w:b/>
           <w:sz w:val="21"/>
         </w:rPr>
-        <w:t>[하-16] 정답: ① ORA-01126</w:t>
+        <w:t>[하-16] 정답: ② ORA-01126</w:t>
       </w:r>
     </w:p>
     <w:p>
@@ -338,7 +338,7 @@
           <w:b/>
           <w:sz w:val="21"/>
         </w:rPr>
-        <w:t>[하-17] 정답: ① ORA-00261</w:t>
+        <w:t>[하-17] 정답: ④ ORA-00261</w:t>
       </w:r>
     </w:p>
     <w:p>
@@ -357,7 +357,7 @@
           <w:b/>
           <w:sz w:val="21"/>
         </w:rPr>
-        <w:t>[하-18] 정답: ① 4096</w:t>
+        <w:t>[하-18] 정답: ④ 4096</w:t>
       </w:r>
     </w:p>
     <w:p>
@@ -376,7 +376,7 @@
           <w:b/>
           <w:sz w:val="21"/>
         </w:rPr>
-        <w:t>[하-19] 정답: ① 경고(DBT-06208)가 나오고 생성은 진행된다</w:t>
+        <w:t>[하-19] 정답: ④ 경고(DBT-06208)가 나오고 생성은 진행된다</w:t>
       </w:r>
     </w:p>
     <w:p>
@@ -395,7 +395,7 @@
           <w:b/>
           <w:sz w:val="21"/>
         </w:rPr>
-        <w:t>[하-20] 정답: ① 그 파일에 리두 없이 변경된 부분이 있다</w:t>
+        <w:t>[하-20] 정답: ② 그 파일에 리두 없이 변경된 부분이 있다</w:t>
       </w:r>
     </w:p>
     <w:p>
@@ -422,7 +422,7 @@
           <w:b/>
           <w:sz w:val="21"/>
         </w:rPr>
-        <w:t>[중-01] 정답: ① 사실상 같다 (4,737,636 vs 4,693,784)</w:t>
+        <w:t>[중-01] 정답: ② 사실상 같다 (4,737,636 vs 4,693,784)</w:t>
       </w:r>
     </w:p>
     <w:p>
@@ -441,7 +441,7 @@
           <w:b/>
           <w:sz w:val="21"/>
         </w:rPr>
-        <w:t>[중-02] 정답: ① 같은 데이터를 만들었는데 리두만 다르다</w:t>
+        <w:t>[중-02] 정답: ② 같은 데이터를 만들었는데 리두만 다르다</w:t>
       </w:r>
     </w:p>
     <w:p>
@@ -460,7 +460,7 @@
           <w:b/>
           <w:sz w:val="21"/>
         </w:rPr>
-        <w:t>[중-03] 정답: ① 데이터베이스 수준</w:t>
+        <w:t>[중-03] 정답: ③ 데이터베이스 수준</w:t>
       </w:r>
     </w:p>
     <w:p>
@@ -479,7 +479,7 @@
           <w:b/>
           <w:sz w:val="21"/>
         </w:rPr>
-        <w:t>[중-04] 정답: ① 데이터베이스 수준이 YES였기 때문</w:t>
+        <w:t>[중-04] 정답: ② 데이터베이스 수준이 YES였기 때문</w:t>
       </w:r>
     </w:p>
     <w:p>
@@ -517,7 +517,7 @@
           <w:b/>
           <w:sz w:val="21"/>
         </w:rPr>
-        <w:t>[중-06] 정답: ① 그대로 남는다 (OMF가 아닌 경우)</w:t>
+        <w:t>[중-06] 정답: ③ 그대로 남는다 (OMF가 아닌 경우)</w:t>
       </w:r>
     </w:p>
     <w:p>
@@ -536,7 +536,7 @@
           <w:b/>
           <w:sz w:val="21"/>
         </w:rPr>
-        <w:t>[중-07] 정답: ① 적용은 멈췄지만 수신(RFS)은 계속되기 때문</w:t>
+        <w:t>[중-07] 정답: ④ 적용은 멈췄지만 수신(RFS)은 계속되기 때문</w:t>
       </w:r>
     </w:p>
     <w:p>
@@ -555,7 +555,7 @@
           <w:b/>
           <w:sz w:val="21"/>
         </w:rPr>
-        <w:t>[중-08] 정답: ① 성공한다. 다만 지연이 커질 수 있다</w:t>
+        <w:t>[중-08] 정답: ③ 성공한다. 다만 지연이 커질 수 있다</w:t>
       </w:r>
     </w:p>
     <w:p>
@@ -612,7 +612,7 @@
           <w:b/>
           <w:sz w:val="21"/>
         </w:rPr>
-        <w:t>[중-11] 정답: ① Standby가 적용하지 않은 아카이브를 오라클이 지우지 않기 때문</w:t>
+        <w:t>[중-11] 정답: ③ Standby가 적용하지 않은 아카이브를 오라클이 지우지 않기 때문</w:t>
       </w:r>
     </w:p>
     <w:p>
@@ -650,7 +650,7 @@
           <w:b/>
           <w:sz w:val="21"/>
         </w:rPr>
-        <w:t>[중-13] 정답: ① 문자셋과 DB_BLOCK_SIZE</w:t>
+        <w:t>[중-13] 정답: ③ 문자셋과 DB_BLOCK_SIZE</w:t>
       </w:r>
     </w:p>
     <w:p>
@@ -669,7 +669,7 @@
           <w:b/>
           <w:sz w:val="21"/>
         </w:rPr>
-        <w:t>[중-14] 정답: ① `/etc/oratab`에 같은 SID가 이미 등록되어 있었다</w:t>
+        <w:t>[중-14] 정답: ② `/etc/oratab`에 같은 SID가 이미 등록되어 있었다</w:t>
       </w:r>
     </w:p>
     <w:p>
@@ -688,7 +688,7 @@
           <w:b/>
           <w:sz w:val="21"/>
         </w:rPr>
-        <w:t>[중-15] 정답: ① WARNING은 진행되고 FATAL은 즉시 중단된다</w:t>
+        <w:t>[중-15] 정답: ③ WARNING은 진행되고 FATAL은 즉시 중단된다</w:t>
       </w:r>
     </w:p>
     <w:p>
@@ -707,7 +707,7 @@
           <w:b/>
           <w:sz w:val="21"/>
         </w:rPr>
-        <w:t>[중-16] 정답: ① 컴파일 단계에서 ORA-00942</w:t>
+        <w:t>[중-16] 정답: ③ 컴파일 단계에서 ORA-00942</w:t>
       </w:r>
     </w:p>
     <w:p>
@@ -745,7 +745,7 @@
           <w:b/>
           <w:sz w:val="21"/>
         </w:rPr>
-        <w:t>[중-18] 정답: ① 블록을 Standby로 직접 보내고 받을 때까지 기다린다</w:t>
+        <w:t>[중-18] 정답: ② 블록을 Standby로 직접 보내고 받을 때까지 기다린다</w:t>
       </w:r>
     </w:p>
     <w:p>
@@ -764,7 +764,7 @@
           <w:b/>
           <w:sz w:val="21"/>
         </w:rPr>
-        <w:t>[중-19] 정답: ① Standby가 못 받은 블록이 구멍으로 남는다</w:t>
+        <w:t>[중-19] 정답: ④ Standby가 못 받은 블록이 구멍으로 남는다</w:t>
       </w:r>
     </w:p>
     <w:p>
@@ -783,7 +783,7 @@
           <w:b/>
           <w:sz w:val="21"/>
         </w:rPr>
-        <w:t>[중-20] 정답: ① 직접 경로 적재 등 블록을 통째로 만드는 작업</w:t>
+        <w:t>[중-20] 정답: ② 직접 경로 적재 등 블록을 통째로 만드는 작업</w:t>
       </w:r>
     </w:p>
     <w:p>
@@ -810,7 +810,7 @@
           <w:b/>
           <w:sz w:val="21"/>
         </w:rPr>
-        <w:t>[상-01] 정답: ① 약 44.5배. NOLOGGING이 실제로 동작하면 그만큼 리두가 줄고 Standby에 구멍이 생긴다</w:t>
+        <w:t>[상-01] 정답: ④ 약 44.5배. NOLOGGING이 실제로 동작하면 그만큼 리두가 줄고 Standby에 구멍이 생긴다</w:t>
       </w:r>
     </w:p>
     <w:p>
@@ -829,7 +829,7 @@
           <w:b/>
           <w:sz w:val="21"/>
         </w:rPr>
-        <w:t>[상-02] 정답: ① 메워지지 않으며 `UNRECOVERABLE_CHANGE#`도 그대로 남는다</w:t>
+        <w:t>[상-02] 정답: ② 메워지지 않으며 `UNRECOVERABLE_CHANGE#`도 그대로 남는다</w:t>
       </w:r>
     </w:p>
     <w:p>
@@ -867,7 +867,7 @@
           <w:b/>
           <w:sz w:val="21"/>
         </w:rPr>
-        <w:t>[상-04] 정답: ① 동작의 최소 요건이 아니라 성능·안정을 위한 권장이다</w:t>
+        <w:t>[상-04] 정답: ② 동작의 최소 요건이 아니라 성능·안정을 위한 권장이다</w:t>
       </w:r>
     </w:p>
     <w:p>
@@ -886,7 +886,7 @@
           <w:b/>
           <w:sz w:val="21"/>
         </w:rPr>
-        <w:t>[상-05] 정답: ① 2장에서는 문면과 실제 원인이 달랐고 4장에서는 문면 그대로다</w:t>
+        <w:t>[상-05] 정답: ② 2장에서는 문면과 실제 원인이 달랐고 4장에서는 문면 그대로다</w:t>
       </w:r>
     </w:p>
     <w:p>
@@ -924,7 +924,7 @@
           <w:b/>
           <w:sz w:val="21"/>
         </w:rPr>
-        <w:t>[상-07] 정답: ① 딕셔너리에서만 지워지고 파일은 디스크에 남아 있기 때문</w:t>
+        <w:t>[상-07] 정답: ④ 딕셔너리에서만 지워지고 파일은 디스크에 남아 있기 때문</w:t>
       </w:r>
     </w:p>
     <w:p>
@@ -943,7 +943,7 @@
           <w:b/>
           <w:sz w:val="21"/>
         </w:rPr>
-        <w:t>[상-08] 정답: ① Flashback Database 활성화</w:t>
+        <w:t>[상-08] 정답: ③ Flashback Database 활성화</w:t>
       </w:r>
     </w:p>
     <w:p>
@@ -962,7 +962,7 @@
           <w:b/>
           <w:sz w:val="21"/>
         </w:rPr>
-        <w:t>[상-09] 정답: ① `SELECT force_logging FROM v$database`로 확인하고 실측 근거로 설명한다</w:t>
+        <w:t>[상-09] 정답: ④ `SELECT force_logging FROM v$database`로 확인하고 실측 근거로 설명한다</w:t>
       </w:r>
     </w:p>
     <w:p>
@@ -981,7 +981,7 @@
           <w:b/>
           <w:sz w:val="21"/>
         </w:rPr>
-        <w:t>[상-10] 정답: ① 답이 되지 않는다. 직접 경로 적재에만 적용되기 때문</w:t>
+        <w:t>[상-10] 정답: ④ 답이 되지 않는다. 직접 경로 적재에만 적용되기 때문</w:t>
       </w:r>
     </w:p>
     <w:p>

--- a/ADG/04장/4장_실습문제_정답.docx
+++ b/ADG/04장/4장_실습문제_정답.docx
@@ -100,7 +100,63 @@
           <w:rFonts w:ascii="맑은 고딕" w:hAnsi="맑은 고딕" w:eastAsia="맑은 고딕"/>
           <w:sz w:val="21"/>
         </w:rPr>
-        <w:t>해설: `%t`는 스레드, `%s`는 시퀀스, `%r`은 resetlogs ID다. 실습 환경의 형식은 `%t_%s_%r.dbf`이며 세 값이 모두 있어야 이름이 겹치지 않는다.</w:t>
+        <w:t xml:space="preserve">해설: </w:t>
+      </w:r>
+      <w:r>
+        <w:rPr>
+          <w:rFonts w:ascii="Consolas" w:hAnsi="Consolas" w:eastAsia="맑은 고딕"/>
+          <w:sz w:val="21"/>
+        </w:rPr>
+        <w:t xml:space="preserve">%t</w:t>
+      </w:r>
+      <w:r>
+        <w:rPr>
+          <w:rFonts w:ascii="맑은 고딕" w:hAnsi="맑은 고딕" w:eastAsia="맑은 고딕"/>
+          <w:sz w:val="21"/>
+        </w:rPr>
+        <w:t xml:space="preserve">는 스레드, </w:t>
+      </w:r>
+      <w:r>
+        <w:rPr>
+          <w:rFonts w:ascii="Consolas" w:hAnsi="Consolas" w:eastAsia="맑은 고딕"/>
+          <w:sz w:val="21"/>
+        </w:rPr>
+        <w:t xml:space="preserve">%s</w:t>
+      </w:r>
+      <w:r>
+        <w:rPr>
+          <w:rFonts w:ascii="맑은 고딕" w:hAnsi="맑은 고딕" w:eastAsia="맑은 고딕"/>
+          <w:sz w:val="21"/>
+        </w:rPr>
+        <w:t xml:space="preserve">는 시퀀스, </w:t>
+      </w:r>
+      <w:r>
+        <w:rPr>
+          <w:rFonts w:ascii="Consolas" w:hAnsi="Consolas" w:eastAsia="맑은 고딕"/>
+          <w:sz w:val="21"/>
+        </w:rPr>
+        <w:t xml:space="preserve">%r</w:t>
+      </w:r>
+      <w:r>
+        <w:rPr>
+          <w:rFonts w:ascii="맑은 고딕" w:hAnsi="맑은 고딕" w:eastAsia="맑은 고딕"/>
+          <w:sz w:val="21"/>
+        </w:rPr>
+        <w:t xml:space="preserve">은 resetlogs ID다. 실습 환경의 형식은 </w:t>
+      </w:r>
+      <w:r>
+        <w:rPr>
+          <w:rFonts w:ascii="Consolas" w:hAnsi="Consolas" w:eastAsia="맑은 고딕"/>
+          <w:sz w:val="21"/>
+        </w:rPr>
+        <w:t xml:space="preserve">%t_%s_%r.dbf</w:t>
+      </w:r>
+      <w:r>
+        <w:rPr>
+          <w:rFonts w:ascii="맑은 고딕" w:hAnsi="맑은 고딕" w:eastAsia="맑은 고딕"/>
+          <w:sz w:val="21"/>
+        </w:rPr>
+        <w:t xml:space="preserve">이며 세 값이 모두 있어야 이름이 겹치지 않는다.</w:t>
       </w:r>
     </w:p>
     <w:p>
@@ -290,7 +346,21 @@
           <w:rFonts w:ascii="맑은 고딕" w:hAnsi="맑은 고딕" w:eastAsia="맑은 고딕"/>
           <w:sz w:val="21"/>
         </w:rPr>
-        <w:t>해설: SRL을 지워도 파일은 디스크에 남으므로, 복구 시 `REUSE`가 없으면 "파일이 이미 존재한다"는 오류가 난다.</w:t>
+        <w:t xml:space="preserve">해설: SRL을 지워도 파일은 디스크에 남으므로, 복구 시 </w:t>
+      </w:r>
+      <w:r>
+        <w:rPr>
+          <w:rFonts w:ascii="Consolas" w:hAnsi="Consolas" w:eastAsia="맑은 고딕"/>
+          <w:sz w:val="21"/>
+        </w:rPr>
+        <w:t xml:space="preserve">REUSE</w:t>
+      </w:r>
+      <w:r>
+        <w:rPr>
+          <w:rFonts w:ascii="맑은 고딕" w:hAnsi="맑은 고딕" w:eastAsia="맑은 고딕"/>
+          <w:sz w:val="21"/>
+        </w:rPr>
+        <w:t xml:space="preserve">가 없으면 "파일이 이미 존재한다"는 오류가 난다.</w:t>
       </w:r>
     </w:p>
     <w:p>
@@ -385,7 +455,21 @@
           <w:rFonts w:ascii="맑은 고딕" w:hAnsi="맑은 고딕" w:eastAsia="맑은 고딕"/>
           <w:sz w:val="21"/>
         </w:rPr>
-        <w:t>해설: SYS·SYSTEM·PDBADMIN 세 개에 대해 같은 경고가 나왔다. 반면 `orapwd`는 같은 규칙을 거부(OPW-00029)로 적용한다.</w:t>
+        <w:t xml:space="preserve">해설: SYS·SYSTEM·PDBADMIN 세 개에 대해 같은 경고가 나왔다. 반면 </w:t>
+      </w:r>
+      <w:r>
+        <w:rPr>
+          <w:rFonts w:ascii="Consolas" w:hAnsi="Consolas" w:eastAsia="맑은 고딕"/>
+          <w:sz w:val="21"/>
+        </w:rPr>
+        <w:t xml:space="preserve">orapwd</w:t>
+      </w:r>
+      <w:r>
+        <w:rPr>
+          <w:rFonts w:ascii="맑은 고딕" w:hAnsi="맑은 고딕" w:eastAsia="맑은 고딕"/>
+          <w:sz w:val="21"/>
+        </w:rPr>
+        <w:t xml:space="preserve">는 같은 규칙을 거부(OPW-00029)로 적용한다.</w:t>
       </w:r>
     </w:p>
     <w:p>
@@ -507,7 +591,21 @@
           <w:rFonts w:ascii="맑은 고딕" w:hAnsi="맑은 고딕" w:eastAsia="맑은 고딕"/>
           <w:sz w:val="21"/>
         </w:rPr>
-        <w:t>해설: 실측에서 100MB짜리 group 8이 오류 없이 만들어졌다. 3장의 `VALID_FOR` 오설정과 같은 성격으로, 명령은 성공하고 목록에도 보이는데 동작하지 않는다.</w:t>
+        <w:t xml:space="preserve">해설: 실측에서 100MB짜리 group 8이 오류 없이 만들어졌다. 3장의 </w:t>
+      </w:r>
+      <w:r>
+        <w:rPr>
+          <w:rFonts w:ascii="Consolas" w:hAnsi="Consolas" w:eastAsia="맑은 고딕"/>
+          <w:sz w:val="21"/>
+        </w:rPr>
+        <w:t xml:space="preserve">VALID_FOR</w:t>
+      </w:r>
+      <w:r>
+        <w:rPr>
+          <w:rFonts w:ascii="맑은 고딕" w:hAnsi="맑은 고딕" w:eastAsia="맑은 고딕"/>
+          <w:sz w:val="21"/>
+        </w:rPr>
+        <w:t xml:space="preserve"> 오설정과 같은 성격으로, 명령은 성공하고 목록에도 보이는데 동작하지 않는다.</w:t>
       </w:r>
     </w:p>
     <w:p>
@@ -564,7 +662,21 @@
           <w:rFonts w:ascii="맑은 고딕" w:hAnsi="맑은 고딕" w:eastAsia="맑은 고딕"/>
           <w:sz w:val="21"/>
         </w:rPr>
-        <w:t>해설: 실측에서 SRL이 하나만 남은 상태에서도 `USING CURRENT LOGFILE` 적용이 시작됐다. 개수 규칙은 최소 요건이 아니라 권장이다.</w:t>
+        <w:t xml:space="preserve">해설: 실측에서 SRL이 하나만 남은 상태에서도 </w:t>
+      </w:r>
+      <w:r>
+        <w:rPr>
+          <w:rFonts w:ascii="Consolas" w:hAnsi="Consolas" w:eastAsia="맑은 고딕"/>
+          <w:sz w:val="21"/>
+        </w:rPr>
+        <w:t xml:space="preserve">USING CURRENT LOGFILE</w:t>
+      </w:r>
+      <w:r>
+        <w:rPr>
+          <w:rFonts w:ascii="맑은 고딕" w:hAnsi="맑은 고딕" w:eastAsia="맑은 고딕"/>
+          <w:sz w:val="21"/>
+        </w:rPr>
+        <w:t xml:space="preserve"> 적용이 시작됐다. 개수 규칙은 최소 요건이 아니라 권장이다.</w:t>
       </w:r>
     </w:p>
     <w:p>
@@ -640,7 +752,21 @@
           <w:rFonts w:ascii="맑은 고딕" w:hAnsi="맑은 고딕" w:eastAsia="맑은 고딕"/>
           <w:sz w:val="21"/>
         </w:rPr>
-        <w:t>해설: `ALTER SYSTEM ARCHIVE LOG CURRENT`로 강제 전환하면 채워진 만큼만 아카이브되므로 작은 파일이 생긴다. 실습에서 로그 스위치를 자주 내면 흔히 나타난다.</w:t>
+        <w:t xml:space="preserve">해설: </w:t>
+      </w:r>
+      <w:r>
+        <w:rPr>
+          <w:rFonts w:ascii="Consolas" w:hAnsi="Consolas" w:eastAsia="맑은 고딕"/>
+          <w:sz w:val="21"/>
+        </w:rPr>
+        <w:t xml:space="preserve">ALTER SYSTEM ARCHIVE LOG CURRENT</w:t>
+      </w:r>
+      <w:r>
+        <w:rPr>
+          <w:rFonts w:ascii="맑은 고딕" w:hAnsi="맑은 고딕" w:eastAsia="맑은 고딕"/>
+          <w:sz w:val="21"/>
+        </w:rPr>
+        <w:t xml:space="preserve">로 강제 전환하면 채워진 만큼만 아카이브되므로 작은 파일이 생긴다. 실습에서 로그 스위치를 자주 내면 흔히 나타난다.</w:t>
       </w:r>
     </w:p>
     <w:p>
@@ -669,7 +795,23 @@
           <w:b/>
           <w:sz w:val="21"/>
         </w:rPr>
-        <w:t>[중-14] 정답: ② `/etc/oratab`에 같은 SID가 이미 등록되어 있었다</w:t>
+        <w:t xml:space="preserve">[중-14] 정답: ② </w:t>
+      </w:r>
+      <w:r>
+        <w:rPr>
+          <w:rFonts w:ascii="Consolas" w:hAnsi="Consolas" w:eastAsia="맑은 고딕"/>
+          <w:b/>
+          <w:sz w:val="21"/>
+        </w:rPr>
+        <w:t xml:space="preserve">/etc/oratab</w:t>
+      </w:r>
+      <w:r>
+        <w:rPr>
+          <w:rFonts w:ascii="맑은 고딕" w:hAnsi="맑은 고딕" w:eastAsia="맑은 고딕"/>
+          <w:b/>
+          <w:sz w:val="21"/>
+        </w:rPr>
+        <w:t xml:space="preserve">에 같은 SID가 이미 등록되어 있었다</w:t>
       </w:r>
     </w:p>
     <w:p>
@@ -716,7 +858,21 @@
           <w:rFonts w:ascii="맑은 고딕" w:hAnsi="맑은 고딕" w:eastAsia="맑은 고딕"/>
           <w:sz w:val="21"/>
         </w:rPr>
-        <w:t>해설: 실측에서 정확히 이 오류를 만났다. `EXECUTE IMMEDIATE`로 동적 SQL을 쓰면 실행 시점에 해석하므로 문제가 없다.</w:t>
+        <w:t xml:space="preserve">해설: 실측에서 정확히 이 오류를 만났다. </w:t>
+      </w:r>
+      <w:r>
+        <w:rPr>
+          <w:rFonts w:ascii="Consolas" w:hAnsi="Consolas" w:eastAsia="맑은 고딕"/>
+          <w:sz w:val="21"/>
+        </w:rPr>
+        <w:t xml:space="preserve">EXECUTE IMMEDIATE</w:t>
+      </w:r>
+      <w:r>
+        <w:rPr>
+          <w:rFonts w:ascii="맑은 고딕" w:hAnsi="맑은 고딕" w:eastAsia="맑은 고딕"/>
+          <w:sz w:val="21"/>
+        </w:rPr>
+        <w:t xml:space="preserve">로 동적 SQL을 쓰면 실행 시점에 해석하므로 문제가 없다.</w:t>
       </w:r>
     </w:p>
     <w:p>
@@ -735,7 +891,21 @@
           <w:rFonts w:ascii="맑은 고딕" w:hAnsi="맑은 고딕" w:eastAsia="맑은 고딕"/>
           <w:sz w:val="21"/>
         </w:rPr>
-        <w:t>해설: 실측에서 `STANDBY NOLOGGING FOR DATA AVAILABILITY`가 그대로 표시됐다. 이 열을 YES/NO로만 판정하는 스크립트는 19c에서 오작동한다.</w:t>
+        <w:t xml:space="preserve">해설: 실측에서 </w:t>
+      </w:r>
+      <w:r>
+        <w:rPr>
+          <w:rFonts w:ascii="Consolas" w:hAnsi="Consolas" w:eastAsia="맑은 고딕"/>
+          <w:sz w:val="21"/>
+        </w:rPr>
+        <w:t xml:space="preserve">STANDBY NOLOGGING FOR DATA AVAILABILITY</w:t>
+      </w:r>
+      <w:r>
+        <w:rPr>
+          <w:rFonts w:ascii="맑은 고딕" w:hAnsi="맑은 고딕" w:eastAsia="맑은 고딕"/>
+          <w:sz w:val="21"/>
+        </w:rPr>
+        <w:t xml:space="preserve">가 그대로 표시됐다. 이 열을 YES/NO로만 판정하는 스크립트는 19c에서 오작동한다.</w:t>
       </w:r>
     </w:p>
     <w:p>
@@ -773,7 +943,21 @@
           <w:rFonts w:ascii="맑은 고딕" w:hAnsi="맑은 고딕" w:eastAsia="맑은 고딕"/>
           <w:sz w:val="21"/>
         </w:rPr>
-        <w:t>해설: 이름 그대로 적재 성능을 우선한다. 이 모드를 쓴다면 적재 후 `UNRECOVERABLE_CHANGE#`를 확인하는 절차를 함께 마련해야 한다.</w:t>
+        <w:t xml:space="preserve">해설: 이름 그대로 적재 성능을 우선한다. 이 모드를 쓴다면 적재 후 </w:t>
+      </w:r>
+      <w:r>
+        <w:rPr>
+          <w:rFonts w:ascii="Consolas" w:hAnsi="Consolas" w:eastAsia="맑은 고딕"/>
+          <w:sz w:val="21"/>
+        </w:rPr>
+        <w:t xml:space="preserve">UNRECOVERABLE_CHANGE#</w:t>
+      </w:r>
+      <w:r>
+        <w:rPr>
+          <w:rFonts w:ascii="맑은 고딕" w:hAnsi="맑은 고딕" w:eastAsia="맑은 고딕"/>
+          <w:sz w:val="21"/>
+        </w:rPr>
+        <w:t xml:space="preserve">를 확인하는 절차를 함께 마련해야 한다.</w:t>
       </w:r>
     </w:p>
     <w:p>
@@ -829,7 +1013,23 @@
           <w:b/>
           <w:sz w:val="21"/>
         </w:rPr>
-        <w:t>[상-02] 정답: ② 메워지지 않으며 `UNRECOVERABLE_CHANGE#`도 그대로 남는다</w:t>
+        <w:t xml:space="preserve">[상-02] 정답: ② 메워지지 않으며 </w:t>
+      </w:r>
+      <w:r>
+        <w:rPr>
+          <w:rFonts w:ascii="Consolas" w:hAnsi="Consolas" w:eastAsia="맑은 고딕"/>
+          <w:b/>
+          <w:sz w:val="21"/>
+        </w:rPr>
+        <w:t xml:space="preserve">UNRECOVERABLE_CHANGE#</w:t>
+      </w:r>
+      <w:r>
+        <w:rPr>
+          <w:rFonts w:ascii="맑은 고딕" w:hAnsi="맑은 고딕" w:eastAsia="맑은 고딕"/>
+          <w:b/>
+          <w:sz w:val="21"/>
+        </w:rPr>
+        <w:t xml:space="preserve">도 그대로 남는다</w:t>
       </w:r>
     </w:p>
     <w:p>
@@ -914,7 +1114,49 @@
           <w:rFonts w:ascii="맑은 고딕" w:hAnsi="맑은 고딕" w:eastAsia="맑은 고딕"/>
           <w:sz w:val="21"/>
         </w:rPr>
-        <w:t>해설: DBCA는 DBT-06208 경고를 내고 진행하지만, `orapwd`는 OPW-00029로 거부한다. 그래서 실습 환경의 `oracle`이라는 비밀번호가 DBCA로는 만들어졌으나 `orapwd`로는 재생성되지 않는다.</w:t>
+        <w:t xml:space="preserve">해설: DBCA는 DBT-06208 경고를 내고 진행하지만, </w:t>
+      </w:r>
+      <w:r>
+        <w:rPr>
+          <w:rFonts w:ascii="Consolas" w:hAnsi="Consolas" w:eastAsia="맑은 고딕"/>
+          <w:sz w:val="21"/>
+        </w:rPr>
+        <w:t xml:space="preserve">orapwd</w:t>
+      </w:r>
+      <w:r>
+        <w:rPr>
+          <w:rFonts w:ascii="맑은 고딕" w:hAnsi="맑은 고딕" w:eastAsia="맑은 고딕"/>
+          <w:sz w:val="21"/>
+        </w:rPr>
+        <w:t xml:space="preserve">는 OPW-00029로 거부한다. 그래서 실습 환경의 </w:t>
+      </w:r>
+      <w:r>
+        <w:rPr>
+          <w:rFonts w:ascii="Consolas" w:hAnsi="Consolas" w:eastAsia="맑은 고딕"/>
+          <w:sz w:val="21"/>
+        </w:rPr>
+        <w:t xml:space="preserve">oracle</w:t>
+      </w:r>
+      <w:r>
+        <w:rPr>
+          <w:rFonts w:ascii="맑은 고딕" w:hAnsi="맑은 고딕" w:eastAsia="맑은 고딕"/>
+          <w:sz w:val="21"/>
+        </w:rPr>
+        <w:t xml:space="preserve">이라는 비밀번호가 DBCA로는 만들어졌으나 </w:t>
+      </w:r>
+      <w:r>
+        <w:rPr>
+          <w:rFonts w:ascii="Consolas" w:hAnsi="Consolas" w:eastAsia="맑은 고딕"/>
+          <w:sz w:val="21"/>
+        </w:rPr>
+        <w:t xml:space="preserve">orapwd</w:t>
+      </w:r>
+      <w:r>
+        <w:rPr>
+          <w:rFonts w:ascii="맑은 고딕" w:hAnsi="맑은 고딕" w:eastAsia="맑은 고딕"/>
+          <w:sz w:val="21"/>
+        </w:rPr>
+        <w:t xml:space="preserve">로는 재생성되지 않는다.</w:t>
       </w:r>
     </w:p>
     <w:p>
@@ -933,7 +1175,35 @@
           <w:rFonts w:ascii="맑은 고딕" w:hAnsi="맑은 고딕" w:eastAsia="맑은 고딕"/>
           <w:sz w:val="21"/>
         </w:rPr>
-        <w:t>해설: `REUSE`가 없으면 파일 충돌로 실패한다. 파일을 먼저 지우는 방법도 있으나 `REUSE`가 간편하다.</w:t>
+        <w:t xml:space="preserve">해설: </w:t>
+      </w:r>
+      <w:r>
+        <w:rPr>
+          <w:rFonts w:ascii="Consolas" w:hAnsi="Consolas" w:eastAsia="맑은 고딕"/>
+          <w:sz w:val="21"/>
+        </w:rPr>
+        <w:t xml:space="preserve">REUSE</w:t>
+      </w:r>
+      <w:r>
+        <w:rPr>
+          <w:rFonts w:ascii="맑은 고딕" w:hAnsi="맑은 고딕" w:eastAsia="맑은 고딕"/>
+          <w:sz w:val="21"/>
+        </w:rPr>
+        <w:t xml:space="preserve">가 없으면 파일 충돌로 실패한다. 파일을 먼저 지우는 방법도 있으나 </w:t>
+      </w:r>
+      <w:r>
+        <w:rPr>
+          <w:rFonts w:ascii="Consolas" w:hAnsi="Consolas" w:eastAsia="맑은 고딕"/>
+          <w:sz w:val="21"/>
+        </w:rPr>
+        <w:t xml:space="preserve">REUSE</w:t>
+      </w:r>
+      <w:r>
+        <w:rPr>
+          <w:rFonts w:ascii="맑은 고딕" w:hAnsi="맑은 고딕" w:eastAsia="맑은 고딕"/>
+          <w:sz w:val="21"/>
+        </w:rPr>
+        <w:t xml:space="preserve">가 간편하다.</w:t>
       </w:r>
     </w:p>
     <w:p>
@@ -952,7 +1222,21 @@
           <w:rFonts w:ascii="맑은 고딕" w:hAnsi="맑은 고딕" w:eastAsia="맑은 고딕"/>
           <w:sz w:val="21"/>
         </w:rPr>
-        <w:t>해설: Flashback은 11장 Snapshot Standby와 16장 Reinstate에서 필요하며 5장 시점에는 요건이 아니다. 실습 환경의 `FLASHBACK_ON`도 NO다.</w:t>
+        <w:t xml:space="preserve">해설: Flashback은 11장 Snapshot Standby와 16장 Reinstate에서 필요하며 5장 시점에는 요건이 아니다. 실습 환경의 </w:t>
+      </w:r>
+      <w:r>
+        <w:rPr>
+          <w:rFonts w:ascii="Consolas" w:hAnsi="Consolas" w:eastAsia="맑은 고딕"/>
+          <w:sz w:val="21"/>
+        </w:rPr>
+        <w:t xml:space="preserve">FLASHBACK_ON</w:t>
+      </w:r>
+      <w:r>
+        <w:rPr>
+          <w:rFonts w:ascii="맑은 고딕" w:hAnsi="맑은 고딕" w:eastAsia="맑은 고딕"/>
+          <w:sz w:val="21"/>
+        </w:rPr>
+        <w:t xml:space="preserve">도 NO다.</w:t>
       </w:r>
     </w:p>
     <w:p>
@@ -962,7 +1246,23 @@
           <w:b/>
           <w:sz w:val="21"/>
         </w:rPr>
-        <w:t>[상-09] 정답: ④ `SELECT force_logging FROM v$database`로 확인하고 실측 근거로 설명한다</w:t>
+        <w:t xml:space="preserve">[상-09] 정답: ④ </w:t>
+      </w:r>
+      <w:r>
+        <w:rPr>
+          <w:rFonts w:ascii="Consolas" w:hAnsi="Consolas" w:eastAsia="맑은 고딕"/>
+          <w:b/>
+          <w:sz w:val="21"/>
+        </w:rPr>
+        <w:t xml:space="preserve">SELECT force_logging FROM v$database</w:t>
+      </w:r>
+      <w:r>
+        <w:rPr>
+          <w:rFonts w:ascii="맑은 고딕" w:hAnsi="맑은 고딕" w:eastAsia="맑은 고딕"/>
+          <w:b/>
+          <w:sz w:val="21"/>
+        </w:rPr>
+        <w:t xml:space="preserve">로 확인하고 실측 근거로 설명한다</w:t>
       </w:r>
     </w:p>
     <w:p>
@@ -994,6 +1294,8 @@
       </w:r>
     </w:p>
     <w:sectPr>
+      <w:headerReference w:type="default" r:id="rId9"/>
+      <w:footerReference w:type="default" r:id="rId10"/>
       <w:pgSz w:w="12240" w:h="15840"/>
       <w:pgMar w:top="1440" w:right="1800" w:bottom="1440" w:left="1800" w:header="720" w:footer="720" w:gutter="0"/>
       <w:cols w:space="720"/>
@@ -1001,6 +1303,26 @@
     </w:sectPr>
   </w:body>
 </w:document>
+</file>
+
+<file path=word/footer1.xml><?xml version="1.0" encoding="utf-8"?>
+<w:ftr xmlns:m="http://schemas.openxmlformats.org/officeDocument/2006/math" xmlns:mc="http://schemas.openxmlformats.org/markup-compatibility/2006" xmlns:mo="http://schemas.microsoft.com/office/mac/office/2008/main" xmlns:mv="urn:schemas-microsoft-com:mac:vml" xmlns:o="urn:schemas-microsoft-com:office:office" xmlns:r="http://schemas.openxmlformats.org/officeDocument/2006/relationships" xmlns:v="urn:schemas-microsoft-com:vml" xmlns:w10="urn:schemas-microsoft-com:office:word" xmlns:w14="http://schemas.microsoft.com/office/word/2010/wordml" xmlns:w="http://schemas.openxmlformats.org/wordprocessingml/2006/main" xmlns:wne="http://schemas.microsoft.com/office/word/2006/wordml" xmlns:wp14="http://schemas.microsoft.com/office/word/2010/wordprocessingDrawing" xmlns:wp="http://schemas.openxmlformats.org/drawingml/2006/wordprocessingDrawing" xmlns:wpc="http://schemas.microsoft.com/office/word/2010/wordprocessingCanvas" xmlns:wpg="http://schemas.microsoft.com/office/word/2010/wordprocessingGroup" xmlns:wpi="http://schemas.microsoft.com/office/word/2010/wordprocessingInk" xmlns:wps="http://schemas.microsoft.com/office/word/2010/wordprocessingShape" mc:Ignorable="w14 wp14">
+  <w:p>
+    <w:pPr>
+      <w:pStyle w:val="Footer"/>
+    </w:pPr>
+  </w:p>
+</w:ftr>
+</file>
+
+<file path=word/header1.xml><?xml version="1.0" encoding="utf-8"?>
+<w:hdr xmlns:m="http://schemas.openxmlformats.org/officeDocument/2006/math" xmlns:mc="http://schemas.openxmlformats.org/markup-compatibility/2006" xmlns:mo="http://schemas.microsoft.com/office/mac/office/2008/main" xmlns:mv="urn:schemas-microsoft-com:mac:vml" xmlns:o="urn:schemas-microsoft-com:office:office" xmlns:r="http://schemas.openxmlformats.org/officeDocument/2006/relationships" xmlns:v="urn:schemas-microsoft-com:vml" xmlns:w10="urn:schemas-microsoft-com:office:word" xmlns:w14="http://schemas.microsoft.com/office/word/2010/wordml" xmlns:w="http://schemas.openxmlformats.org/wordprocessingml/2006/main" xmlns:wne="http://schemas.microsoft.com/office/word/2006/wordml" xmlns:wp14="http://schemas.microsoft.com/office/word/2010/wordprocessingDrawing" xmlns:wp="http://schemas.openxmlformats.org/drawingml/2006/wordprocessingDrawing" xmlns:wpc="http://schemas.microsoft.com/office/word/2010/wordprocessingCanvas" xmlns:wpg="http://schemas.microsoft.com/office/word/2010/wordprocessingGroup" xmlns:wpi="http://schemas.microsoft.com/office/word/2010/wordprocessingInk" xmlns:wps="http://schemas.microsoft.com/office/word/2010/wordprocessingShape" mc:Ignorable="w14 wp14">
+  <w:p>
+    <w:pPr>
+      <w:pStyle w:val="Header"/>
+    </w:pPr>
+  </w:p>
+</w:hdr>
 </file>
 
 <file path=word/numbering.xml><?xml version="1.0" encoding="utf-8"?>

--- a/ADG/04장/4장_실습문제_정답.docx
+++ b/ADG/04장/4장_실습문제_정답.docx
@@ -34,7 +34,7 @@
           <w:b/>
           <w:sz w:val="21"/>
         </w:rPr>
-        <w:t>[하-01] 정답: ① ARCHIVELOG</w:t>
+        <w:t>[하-01] 정답: ④ ARCHIVELOG</w:t>
       </w:r>
     </w:p>
     <w:p>
@@ -53,7 +53,7 @@
           <w:b/>
           <w:sz w:val="21"/>
         </w:rPr>
-        <w:t>[하-02] 정답: ① MOUNT</w:t>
+        <w:t>[하-02] 정답: ③ MOUNT</w:t>
       </w:r>
     </w:p>
     <w:p>
@@ -72,7 +72,7 @@
           <w:b/>
           <w:sz w:val="21"/>
         </w:rPr>
-        <w:t>[하-03] 정답: ① ARCHIVE LOG LIST</w:t>
+        <w:t>[하-03] 정답: ③ ARCHIVE LOG LIST</w:t>
       </w:r>
     </w:p>
     <w:p>
@@ -91,7 +91,7 @@
           <w:b/>
           <w:sz w:val="21"/>
         </w:rPr>
-        <w:t>[하-04] 정답: ① 시퀀스 번호</w:t>
+        <w:t>[하-04] 정답: ② 시퀀스 번호</w:t>
       </w:r>
     </w:p>
     <w:p>
@@ -100,7 +100,63 @@
           <w:rFonts w:ascii="맑은 고딕" w:hAnsi="맑은 고딕" w:eastAsia="맑은 고딕"/>
           <w:sz w:val="21"/>
         </w:rPr>
-        <w:t>해설: `%t`는 스레드, `%s`는 시퀀스, `%r`은 resetlogs ID다. 실습 환경의 형식은 `%t_%s_%r.dbf`이며 세 값이 모두 있어야 이름이 겹치지 않는다.</w:t>
+        <w:t xml:space="preserve">해설: </w:t>
+      </w:r>
+      <w:r>
+        <w:rPr>
+          <w:rFonts w:ascii="Consolas" w:hAnsi="Consolas" w:eastAsia="맑은 고딕"/>
+          <w:sz w:val="21"/>
+        </w:rPr>
+        <w:t xml:space="preserve">%t</w:t>
+      </w:r>
+      <w:r>
+        <w:rPr>
+          <w:rFonts w:ascii="맑은 고딕" w:hAnsi="맑은 고딕" w:eastAsia="맑은 고딕"/>
+          <w:sz w:val="21"/>
+        </w:rPr>
+        <w:t xml:space="preserve">는 스레드, </w:t>
+      </w:r>
+      <w:r>
+        <w:rPr>
+          <w:rFonts w:ascii="Consolas" w:hAnsi="Consolas" w:eastAsia="맑은 고딕"/>
+          <w:sz w:val="21"/>
+        </w:rPr>
+        <w:t xml:space="preserve">%s</w:t>
+      </w:r>
+      <w:r>
+        <w:rPr>
+          <w:rFonts w:ascii="맑은 고딕" w:hAnsi="맑은 고딕" w:eastAsia="맑은 고딕"/>
+          <w:sz w:val="21"/>
+        </w:rPr>
+        <w:t xml:space="preserve">는 시퀀스, </w:t>
+      </w:r>
+      <w:r>
+        <w:rPr>
+          <w:rFonts w:ascii="Consolas" w:hAnsi="Consolas" w:eastAsia="맑은 고딕"/>
+          <w:sz w:val="21"/>
+        </w:rPr>
+        <w:t xml:space="preserve">%r</w:t>
+      </w:r>
+      <w:r>
+        <w:rPr>
+          <w:rFonts w:ascii="맑은 고딕" w:hAnsi="맑은 고딕" w:eastAsia="맑은 고딕"/>
+          <w:sz w:val="21"/>
+        </w:rPr>
+        <w:t xml:space="preserve">은 resetlogs ID다. 실습 환경의 형식은 </w:t>
+      </w:r>
+      <w:r>
+        <w:rPr>
+          <w:rFonts w:ascii="Consolas" w:hAnsi="Consolas" w:eastAsia="맑은 고딕"/>
+          <w:sz w:val="21"/>
+        </w:rPr>
+        <w:t xml:space="preserve">%t_%s_%r.dbf</w:t>
+      </w:r>
+      <w:r>
+        <w:rPr>
+          <w:rFonts w:ascii="맑은 고딕" w:hAnsi="맑은 고딕" w:eastAsia="맑은 고딕"/>
+          <w:sz w:val="21"/>
+        </w:rPr>
+        <w:t xml:space="preserve">이며 세 값이 모두 있어야 이름이 겹치지 않는다.</w:t>
       </w:r>
     </w:p>
     <w:p>
@@ -148,7 +204,7 @@
           <w:b/>
           <w:sz w:val="21"/>
         </w:rPr>
-        <w:t>[하-07] 정답: ① 약 4.52MB</w:t>
+        <w:t>[하-07] 정답: ④ 약 4.52MB</w:t>
       </w:r>
     </w:p>
     <w:p>
@@ -186,7 +242,7 @@
           <w:b/>
           <w:sz w:val="21"/>
         </w:rPr>
-        <w:t>[하-09] 정답: ① 온라인 리두 그룹 수 + 1 이상</w:t>
+        <w:t>[하-09] 정답: ④ 온라인 리두 그룹 수 + 1 이상</w:t>
       </w:r>
     </w:p>
     <w:p>
@@ -205,7 +261,7 @@
           <w:b/>
           <w:sz w:val="21"/>
         </w:rPr>
-        <w:t>[하-10] 정답: ① 온라인 리두와 정확히 같아야 한다</w:t>
+        <w:t>[하-10] 정답: ② 온라인 리두와 정확히 같아야 한다</w:t>
       </w:r>
     </w:p>
     <w:p>
@@ -262,7 +318,7 @@
           <w:b/>
           <w:sz w:val="21"/>
         </w:rPr>
-        <w:t>[하-13] 정답: ① 역할 전환 이후 즉시 필요해지기 때문</w:t>
+        <w:t>[하-13] 정답: ③ 역할 전환 이후 즉시 필요해지기 때문</w:t>
       </w:r>
     </w:p>
     <w:p>
@@ -281,7 +337,7 @@
           <w:b/>
           <w:sz w:val="21"/>
         </w:rPr>
-        <w:t>[하-14] 정답: ① 같은 이름의 파일이 있으면 덮어쓴다</w:t>
+        <w:t>[하-14] 정답: ③ 같은 이름의 파일이 있으면 덮어쓴다</w:t>
       </w:r>
     </w:p>
     <w:p>
@@ -290,7 +346,21 @@
           <w:rFonts w:ascii="맑은 고딕" w:hAnsi="맑은 고딕" w:eastAsia="맑은 고딕"/>
           <w:sz w:val="21"/>
         </w:rPr>
-        <w:t>해설: SRL을 지워도 파일은 디스크에 남으므로, 복구 시 `REUSE`가 없으면 "파일이 이미 존재한다"는 오류가 난다.</w:t>
+        <w:t xml:space="preserve">해설: SRL을 지워도 파일은 디스크에 남으므로, 복구 시 </w:t>
+      </w:r>
+      <w:r>
+        <w:rPr>
+          <w:rFonts w:ascii="Consolas" w:hAnsi="Consolas" w:eastAsia="맑은 고딕"/>
+          <w:sz w:val="21"/>
+        </w:rPr>
+        <w:t xml:space="preserve">REUSE</w:t>
+      </w:r>
+      <w:r>
+        <w:rPr>
+          <w:rFonts w:ascii="맑은 고딕" w:hAnsi="맑은 고딕" w:eastAsia="맑은 고딕"/>
+          <w:sz w:val="21"/>
+        </w:rPr>
+        <w:t xml:space="preserve">가 없으면 "파일이 이미 존재한다"는 오류가 난다.</w:t>
       </w:r>
     </w:p>
     <w:p>
@@ -300,7 +370,7 @@
           <w:b/>
           <w:sz w:val="21"/>
         </w:rPr>
-        <w:t>[하-15] 정답: ① FOR DATA AVAILABILITY / FOR LOAD PERFORMANCE</w:t>
+        <w:t>[하-15] 정답: ④ FOR DATA AVAILABILITY / FOR LOAD PERFORMANCE</w:t>
       </w:r>
     </w:p>
     <w:p>
@@ -319,7 +389,7 @@
           <w:b/>
           <w:sz w:val="21"/>
         </w:rPr>
-        <w:t>[하-16] 정답: ① ORA-01126</w:t>
+        <w:t>[하-16] 정답: ② ORA-01126</w:t>
       </w:r>
     </w:p>
     <w:p>
@@ -338,7 +408,7 @@
           <w:b/>
           <w:sz w:val="21"/>
         </w:rPr>
-        <w:t>[하-17] 정답: ① ORA-00261</w:t>
+        <w:t>[하-17] 정답: ④ ORA-00261</w:t>
       </w:r>
     </w:p>
     <w:p>
@@ -357,7 +427,7 @@
           <w:b/>
           <w:sz w:val="21"/>
         </w:rPr>
-        <w:t>[하-18] 정답: ① 4096</w:t>
+        <w:t>[하-18] 정답: ④ 4096</w:t>
       </w:r>
     </w:p>
     <w:p>
@@ -376,7 +446,7 @@
           <w:b/>
           <w:sz w:val="21"/>
         </w:rPr>
-        <w:t>[하-19] 정답: ① 경고(DBT-06208)가 나오고 생성은 진행된다</w:t>
+        <w:t>[하-19] 정답: ④ 경고(DBT-06208)가 나오고 생성은 진행된다</w:t>
       </w:r>
     </w:p>
     <w:p>
@@ -385,7 +455,21 @@
           <w:rFonts w:ascii="맑은 고딕" w:hAnsi="맑은 고딕" w:eastAsia="맑은 고딕"/>
           <w:sz w:val="21"/>
         </w:rPr>
-        <w:t>해설: SYS·SYSTEM·PDBADMIN 세 개에 대해 같은 경고가 나왔다. 반면 `orapwd`는 같은 규칙을 거부(OPW-00029)로 적용한다.</w:t>
+        <w:t xml:space="preserve">해설: SYS·SYSTEM·PDBADMIN 세 개에 대해 같은 경고가 나왔다. 반면 </w:t>
+      </w:r>
+      <w:r>
+        <w:rPr>
+          <w:rFonts w:ascii="Consolas" w:hAnsi="Consolas" w:eastAsia="맑은 고딕"/>
+          <w:sz w:val="21"/>
+        </w:rPr>
+        <w:t xml:space="preserve">orapwd</w:t>
+      </w:r>
+      <w:r>
+        <w:rPr>
+          <w:rFonts w:ascii="맑은 고딕" w:hAnsi="맑은 고딕" w:eastAsia="맑은 고딕"/>
+          <w:sz w:val="21"/>
+        </w:rPr>
+        <w:t xml:space="preserve">는 같은 규칙을 거부(OPW-00029)로 적용한다.</w:t>
       </w:r>
     </w:p>
     <w:p>
@@ -395,7 +479,7 @@
           <w:b/>
           <w:sz w:val="21"/>
         </w:rPr>
-        <w:t>[하-20] 정답: ① 그 파일에 리두 없이 변경된 부분이 있다</w:t>
+        <w:t>[하-20] 정답: ② 그 파일에 리두 없이 변경된 부분이 있다</w:t>
       </w:r>
     </w:p>
     <w:p>
@@ -422,7 +506,7 @@
           <w:b/>
           <w:sz w:val="21"/>
         </w:rPr>
-        <w:t>[중-01] 정답: ① 사실상 같다 (4,737,636 vs 4,693,784)</w:t>
+        <w:t>[중-01] 정답: ② 사실상 같다 (4,737,636 vs 4,693,784)</w:t>
       </w:r>
     </w:p>
     <w:p>
@@ -441,7 +525,7 @@
           <w:b/>
           <w:sz w:val="21"/>
         </w:rPr>
-        <w:t>[중-02] 정답: ① 같은 데이터를 만들었는데 리두만 다르다</w:t>
+        <w:t>[중-02] 정답: ② 같은 데이터를 만들었는데 리두만 다르다</w:t>
       </w:r>
     </w:p>
     <w:p>
@@ -460,7 +544,7 @@
           <w:b/>
           <w:sz w:val="21"/>
         </w:rPr>
-        <w:t>[중-03] 정답: ① 데이터베이스 수준</w:t>
+        <w:t>[중-03] 정답: ③ 데이터베이스 수준</w:t>
       </w:r>
     </w:p>
     <w:p>
@@ -479,7 +563,7 @@
           <w:b/>
           <w:sz w:val="21"/>
         </w:rPr>
-        <w:t>[중-04] 정답: ① 데이터베이스 수준이 YES였기 때문</w:t>
+        <w:t>[중-04] 정답: ② 데이터베이스 수준이 YES였기 때문</w:t>
       </w:r>
     </w:p>
     <w:p>
@@ -507,7 +591,21 @@
           <w:rFonts w:ascii="맑은 고딕" w:hAnsi="맑은 고딕" w:eastAsia="맑은 고딕"/>
           <w:sz w:val="21"/>
         </w:rPr>
-        <w:t>해설: 실측에서 100MB짜리 group 8이 오류 없이 만들어졌다. 3장의 `VALID_FOR` 오설정과 같은 성격으로, 명령은 성공하고 목록에도 보이는데 동작하지 않는다.</w:t>
+        <w:t xml:space="preserve">해설: 실측에서 100MB짜리 group 8이 오류 없이 만들어졌다. 3장의 </w:t>
+      </w:r>
+      <w:r>
+        <w:rPr>
+          <w:rFonts w:ascii="Consolas" w:hAnsi="Consolas" w:eastAsia="맑은 고딕"/>
+          <w:sz w:val="21"/>
+        </w:rPr>
+        <w:t xml:space="preserve">VALID_FOR</w:t>
+      </w:r>
+      <w:r>
+        <w:rPr>
+          <w:rFonts w:ascii="맑은 고딕" w:hAnsi="맑은 고딕" w:eastAsia="맑은 고딕"/>
+          <w:sz w:val="21"/>
+        </w:rPr>
+        <w:t xml:space="preserve"> 오설정과 같은 성격으로, 명령은 성공하고 목록에도 보이는데 동작하지 않는다.</w:t>
       </w:r>
     </w:p>
     <w:p>
@@ -517,7 +615,7 @@
           <w:b/>
           <w:sz w:val="21"/>
         </w:rPr>
-        <w:t>[중-06] 정답: ① 그대로 남는다 (OMF가 아닌 경우)</w:t>
+        <w:t>[중-06] 정답: ③ 그대로 남는다 (OMF가 아닌 경우)</w:t>
       </w:r>
     </w:p>
     <w:p>
@@ -536,7 +634,7 @@
           <w:b/>
           <w:sz w:val="21"/>
         </w:rPr>
-        <w:t>[중-07] 정답: ① 적용은 멈췄지만 수신(RFS)은 계속되기 때문</w:t>
+        <w:t>[중-07] 정답: ④ 적용은 멈췄지만 수신(RFS)은 계속되기 때문</w:t>
       </w:r>
     </w:p>
     <w:p>
@@ -555,7 +653,7 @@
           <w:b/>
           <w:sz w:val="21"/>
         </w:rPr>
-        <w:t>[중-08] 정답: ① 성공한다. 다만 지연이 커질 수 있다</w:t>
+        <w:t>[중-08] 정답: ③ 성공한다. 다만 지연이 커질 수 있다</w:t>
       </w:r>
     </w:p>
     <w:p>
@@ -564,7 +662,21 @@
           <w:rFonts w:ascii="맑은 고딕" w:hAnsi="맑은 고딕" w:eastAsia="맑은 고딕"/>
           <w:sz w:val="21"/>
         </w:rPr>
-        <w:t>해설: 실측에서 SRL이 하나만 남은 상태에서도 `USING CURRENT LOGFILE` 적용이 시작됐다. 개수 규칙은 최소 요건이 아니라 권장이다.</w:t>
+        <w:t xml:space="preserve">해설: 실측에서 SRL이 하나만 남은 상태에서도 </w:t>
+      </w:r>
+      <w:r>
+        <w:rPr>
+          <w:rFonts w:ascii="Consolas" w:hAnsi="Consolas" w:eastAsia="맑은 고딕"/>
+          <w:sz w:val="21"/>
+        </w:rPr>
+        <w:t xml:space="preserve">USING CURRENT LOGFILE</w:t>
+      </w:r>
+      <w:r>
+        <w:rPr>
+          <w:rFonts w:ascii="맑은 고딕" w:hAnsi="맑은 고딕" w:eastAsia="맑은 고딕"/>
+          <w:sz w:val="21"/>
+        </w:rPr>
+        <w:t xml:space="preserve"> 적용이 시작됐다. 개수 규칙은 최소 요건이 아니라 권장이다.</w:t>
       </w:r>
     </w:p>
     <w:p>
@@ -612,7 +724,7 @@
           <w:b/>
           <w:sz w:val="21"/>
         </w:rPr>
-        <w:t>[중-11] 정답: ① Standby가 적용하지 않은 아카이브를 오라클이 지우지 않기 때문</w:t>
+        <w:t>[중-11] 정답: ③ Standby가 적용하지 않은 아카이브를 오라클이 지우지 않기 때문</w:t>
       </w:r>
     </w:p>
     <w:p>
@@ -640,7 +752,21 @@
           <w:rFonts w:ascii="맑은 고딕" w:hAnsi="맑은 고딕" w:eastAsia="맑은 고딕"/>
           <w:sz w:val="21"/>
         </w:rPr>
-        <w:t>해설: `ALTER SYSTEM ARCHIVE LOG CURRENT`로 강제 전환하면 채워진 만큼만 아카이브되므로 작은 파일이 생긴다. 실습에서 로그 스위치를 자주 내면 흔히 나타난다.</w:t>
+        <w:t xml:space="preserve">해설: </w:t>
+      </w:r>
+      <w:r>
+        <w:rPr>
+          <w:rFonts w:ascii="Consolas" w:hAnsi="Consolas" w:eastAsia="맑은 고딕"/>
+          <w:sz w:val="21"/>
+        </w:rPr>
+        <w:t xml:space="preserve">ALTER SYSTEM ARCHIVE LOG CURRENT</w:t>
+      </w:r>
+      <w:r>
+        <w:rPr>
+          <w:rFonts w:ascii="맑은 고딕" w:hAnsi="맑은 고딕" w:eastAsia="맑은 고딕"/>
+          <w:sz w:val="21"/>
+        </w:rPr>
+        <w:t xml:space="preserve">로 강제 전환하면 채워진 만큼만 아카이브되므로 작은 파일이 생긴다. 실습에서 로그 스위치를 자주 내면 흔히 나타난다.</w:t>
       </w:r>
     </w:p>
     <w:p>
@@ -650,7 +776,7 @@
           <w:b/>
           <w:sz w:val="21"/>
         </w:rPr>
-        <w:t>[중-13] 정답: ① 문자셋과 DB_BLOCK_SIZE</w:t>
+        <w:t>[중-13] 정답: ③ 문자셋과 DB_BLOCK_SIZE</w:t>
       </w:r>
     </w:p>
     <w:p>
@@ -669,7 +795,23 @@
           <w:b/>
           <w:sz w:val="21"/>
         </w:rPr>
-        <w:t>[중-14] 정답: ① `/etc/oratab`에 같은 SID가 이미 등록되어 있었다</w:t>
+        <w:t xml:space="preserve">[중-14] 정답: ② </w:t>
+      </w:r>
+      <w:r>
+        <w:rPr>
+          <w:rFonts w:ascii="Consolas" w:hAnsi="Consolas" w:eastAsia="맑은 고딕"/>
+          <w:b/>
+          <w:sz w:val="21"/>
+        </w:rPr>
+        <w:t xml:space="preserve">/etc/oratab</w:t>
+      </w:r>
+      <w:r>
+        <w:rPr>
+          <w:rFonts w:ascii="맑은 고딕" w:hAnsi="맑은 고딕" w:eastAsia="맑은 고딕"/>
+          <w:b/>
+          <w:sz w:val="21"/>
+        </w:rPr>
+        <w:t xml:space="preserve">에 같은 SID가 이미 등록되어 있었다</w:t>
       </w:r>
     </w:p>
     <w:p>
@@ -688,7 +830,7 @@
           <w:b/>
           <w:sz w:val="21"/>
         </w:rPr>
-        <w:t>[중-15] 정답: ① WARNING은 진행되고 FATAL은 즉시 중단된다</w:t>
+        <w:t>[중-15] 정답: ③ WARNING은 진행되고 FATAL은 즉시 중단된다</w:t>
       </w:r>
     </w:p>
     <w:p>
@@ -707,7 +849,7 @@
           <w:b/>
           <w:sz w:val="21"/>
         </w:rPr>
-        <w:t>[중-16] 정답: ① 컴파일 단계에서 ORA-00942</w:t>
+        <w:t>[중-16] 정답: ③ 컴파일 단계에서 ORA-00942</w:t>
       </w:r>
     </w:p>
     <w:p>
@@ -716,7 +858,21 @@
           <w:rFonts w:ascii="맑은 고딕" w:hAnsi="맑은 고딕" w:eastAsia="맑은 고딕"/>
           <w:sz w:val="21"/>
         </w:rPr>
-        <w:t>해설: 실측에서 정확히 이 오류를 만났다. `EXECUTE IMMEDIATE`로 동적 SQL을 쓰면 실행 시점에 해석하므로 문제가 없다.</w:t>
+        <w:t xml:space="preserve">해설: 실측에서 정확히 이 오류를 만났다. </w:t>
+      </w:r>
+      <w:r>
+        <w:rPr>
+          <w:rFonts w:ascii="Consolas" w:hAnsi="Consolas" w:eastAsia="맑은 고딕"/>
+          <w:sz w:val="21"/>
+        </w:rPr>
+        <w:t xml:space="preserve">EXECUTE IMMEDIATE</w:t>
+      </w:r>
+      <w:r>
+        <w:rPr>
+          <w:rFonts w:ascii="맑은 고딕" w:hAnsi="맑은 고딕" w:eastAsia="맑은 고딕"/>
+          <w:sz w:val="21"/>
+        </w:rPr>
+        <w:t xml:space="preserve">로 동적 SQL을 쓰면 실행 시점에 해석하므로 문제가 없다.</w:t>
       </w:r>
     </w:p>
     <w:p>
@@ -735,7 +891,21 @@
           <w:rFonts w:ascii="맑은 고딕" w:hAnsi="맑은 고딕" w:eastAsia="맑은 고딕"/>
           <w:sz w:val="21"/>
         </w:rPr>
-        <w:t>해설: 실측에서 `STANDBY NOLOGGING FOR DATA AVAILABILITY`가 그대로 표시됐다. 이 열을 YES/NO로만 판정하는 스크립트는 19c에서 오작동한다.</w:t>
+        <w:t xml:space="preserve">해설: 실측에서 </w:t>
+      </w:r>
+      <w:r>
+        <w:rPr>
+          <w:rFonts w:ascii="Consolas" w:hAnsi="Consolas" w:eastAsia="맑은 고딕"/>
+          <w:sz w:val="21"/>
+        </w:rPr>
+        <w:t xml:space="preserve">STANDBY NOLOGGING FOR DATA AVAILABILITY</w:t>
+      </w:r>
+      <w:r>
+        <w:rPr>
+          <w:rFonts w:ascii="맑은 고딕" w:hAnsi="맑은 고딕" w:eastAsia="맑은 고딕"/>
+          <w:sz w:val="21"/>
+        </w:rPr>
+        <w:t xml:space="preserve">가 그대로 표시됐다. 이 열을 YES/NO로만 판정하는 스크립트는 19c에서 오작동한다.</w:t>
       </w:r>
     </w:p>
     <w:p>
@@ -745,7 +915,7 @@
           <w:b/>
           <w:sz w:val="21"/>
         </w:rPr>
-        <w:t>[중-18] 정답: ① 블록을 Standby로 직접 보내고 받을 때까지 기다린다</w:t>
+        <w:t>[중-18] 정답: ② 블록을 Standby로 직접 보내고 받을 때까지 기다린다</w:t>
       </w:r>
     </w:p>
     <w:p>
@@ -764,7 +934,7 @@
           <w:b/>
           <w:sz w:val="21"/>
         </w:rPr>
-        <w:t>[중-19] 정답: ① Standby가 못 받은 블록이 구멍으로 남는다</w:t>
+        <w:t>[중-19] 정답: ④ Standby가 못 받은 블록이 구멍으로 남는다</w:t>
       </w:r>
     </w:p>
     <w:p>
@@ -773,7 +943,21 @@
           <w:rFonts w:ascii="맑은 고딕" w:hAnsi="맑은 고딕" w:eastAsia="맑은 고딕"/>
           <w:sz w:val="21"/>
         </w:rPr>
-        <w:t>해설: 이름 그대로 적재 성능을 우선한다. 이 모드를 쓴다면 적재 후 `UNRECOVERABLE_CHANGE#`를 확인하는 절차를 함께 마련해야 한다.</w:t>
+        <w:t xml:space="preserve">해설: 이름 그대로 적재 성능을 우선한다. 이 모드를 쓴다면 적재 후 </w:t>
+      </w:r>
+      <w:r>
+        <w:rPr>
+          <w:rFonts w:ascii="Consolas" w:hAnsi="Consolas" w:eastAsia="맑은 고딕"/>
+          <w:sz w:val="21"/>
+        </w:rPr>
+        <w:t xml:space="preserve">UNRECOVERABLE_CHANGE#</w:t>
+      </w:r>
+      <w:r>
+        <w:rPr>
+          <w:rFonts w:ascii="맑은 고딕" w:hAnsi="맑은 고딕" w:eastAsia="맑은 고딕"/>
+          <w:sz w:val="21"/>
+        </w:rPr>
+        <w:t xml:space="preserve">를 확인하는 절차를 함께 마련해야 한다.</w:t>
       </w:r>
     </w:p>
     <w:p>
@@ -783,7 +967,7 @@
           <w:b/>
           <w:sz w:val="21"/>
         </w:rPr>
-        <w:t>[중-20] 정답: ① 직접 경로 적재 등 블록을 통째로 만드는 작업</w:t>
+        <w:t>[중-20] 정답: ② 직접 경로 적재 등 블록을 통째로 만드는 작업</w:t>
       </w:r>
     </w:p>
     <w:p>
@@ -810,7 +994,7 @@
           <w:b/>
           <w:sz w:val="21"/>
         </w:rPr>
-        <w:t>[상-01] 정답: ① 약 44.5배. NOLOGGING이 실제로 동작하면 그만큼 리두가 줄고 Standby에 구멍이 생긴다</w:t>
+        <w:t>[상-01] 정답: ④ 약 44.5배. NOLOGGING이 실제로 동작하면 그만큼 리두가 줄고 Standby에 구멍이 생긴다</w:t>
       </w:r>
     </w:p>
     <w:p>
@@ -829,7 +1013,23 @@
           <w:b/>
           <w:sz w:val="21"/>
         </w:rPr>
-        <w:t>[상-02] 정답: ① 메워지지 않으며 `UNRECOVERABLE_CHANGE#`도 그대로 남는다</w:t>
+        <w:t xml:space="preserve">[상-02] 정답: ② 메워지지 않으며 </w:t>
+      </w:r>
+      <w:r>
+        <w:rPr>
+          <w:rFonts w:ascii="Consolas" w:hAnsi="Consolas" w:eastAsia="맑은 고딕"/>
+          <w:b/>
+          <w:sz w:val="21"/>
+        </w:rPr>
+        <w:t xml:space="preserve">UNRECOVERABLE_CHANGE#</w:t>
+      </w:r>
+      <w:r>
+        <w:rPr>
+          <w:rFonts w:ascii="맑은 고딕" w:hAnsi="맑은 고딕" w:eastAsia="맑은 고딕"/>
+          <w:b/>
+          <w:sz w:val="21"/>
+        </w:rPr>
+        <w:t xml:space="preserve">도 그대로 남는다</w:t>
       </w:r>
     </w:p>
     <w:p>
@@ -867,7 +1067,7 @@
           <w:b/>
           <w:sz w:val="21"/>
         </w:rPr>
-        <w:t>[상-04] 정답: ① 동작의 최소 요건이 아니라 성능·안정을 위한 권장이다</w:t>
+        <w:t>[상-04] 정답: ② 동작의 최소 요건이 아니라 성능·안정을 위한 권장이다</w:t>
       </w:r>
     </w:p>
     <w:p>
@@ -886,7 +1086,7 @@
           <w:b/>
           <w:sz w:val="21"/>
         </w:rPr>
-        <w:t>[상-05] 정답: ① 2장에서는 문면과 실제 원인이 달랐고 4장에서는 문면 그대로다</w:t>
+        <w:t>[상-05] 정답: ② 2장에서는 문면과 실제 원인이 달랐고 4장에서는 문면 그대로다</w:t>
       </w:r>
     </w:p>
     <w:p>
@@ -914,7 +1114,49 @@
           <w:rFonts w:ascii="맑은 고딕" w:hAnsi="맑은 고딕" w:eastAsia="맑은 고딕"/>
           <w:sz w:val="21"/>
         </w:rPr>
-        <w:t>해설: DBCA는 DBT-06208 경고를 내고 진행하지만, `orapwd`는 OPW-00029로 거부한다. 그래서 실습 환경의 `oracle`이라는 비밀번호가 DBCA로는 만들어졌으나 `orapwd`로는 재생성되지 않는다.</w:t>
+        <w:t xml:space="preserve">해설: DBCA는 DBT-06208 경고를 내고 진행하지만, </w:t>
+      </w:r>
+      <w:r>
+        <w:rPr>
+          <w:rFonts w:ascii="Consolas" w:hAnsi="Consolas" w:eastAsia="맑은 고딕"/>
+          <w:sz w:val="21"/>
+        </w:rPr>
+        <w:t xml:space="preserve">orapwd</w:t>
+      </w:r>
+      <w:r>
+        <w:rPr>
+          <w:rFonts w:ascii="맑은 고딕" w:hAnsi="맑은 고딕" w:eastAsia="맑은 고딕"/>
+          <w:sz w:val="21"/>
+        </w:rPr>
+        <w:t xml:space="preserve">는 OPW-00029로 거부한다. 그래서 실습 환경의 </w:t>
+      </w:r>
+      <w:r>
+        <w:rPr>
+          <w:rFonts w:ascii="Consolas" w:hAnsi="Consolas" w:eastAsia="맑은 고딕"/>
+          <w:sz w:val="21"/>
+        </w:rPr>
+        <w:t xml:space="preserve">oracle</w:t>
+      </w:r>
+      <w:r>
+        <w:rPr>
+          <w:rFonts w:ascii="맑은 고딕" w:hAnsi="맑은 고딕" w:eastAsia="맑은 고딕"/>
+          <w:sz w:val="21"/>
+        </w:rPr>
+        <w:t xml:space="preserve">이라는 비밀번호가 DBCA로는 만들어졌으나 </w:t>
+      </w:r>
+      <w:r>
+        <w:rPr>
+          <w:rFonts w:ascii="Consolas" w:hAnsi="Consolas" w:eastAsia="맑은 고딕"/>
+          <w:sz w:val="21"/>
+        </w:rPr>
+        <w:t xml:space="preserve">orapwd</w:t>
+      </w:r>
+      <w:r>
+        <w:rPr>
+          <w:rFonts w:ascii="맑은 고딕" w:hAnsi="맑은 고딕" w:eastAsia="맑은 고딕"/>
+          <w:sz w:val="21"/>
+        </w:rPr>
+        <w:t xml:space="preserve">로는 재생성되지 않는다.</w:t>
       </w:r>
     </w:p>
     <w:p>
@@ -924,7 +1166,7 @@
           <w:b/>
           <w:sz w:val="21"/>
         </w:rPr>
-        <w:t>[상-07] 정답: ① 딕셔너리에서만 지워지고 파일은 디스크에 남아 있기 때문</w:t>
+        <w:t>[상-07] 정답: ④ 딕셔너리에서만 지워지고 파일은 디스크에 남아 있기 때문</w:t>
       </w:r>
     </w:p>
     <w:p>
@@ -933,7 +1175,35 @@
           <w:rFonts w:ascii="맑은 고딕" w:hAnsi="맑은 고딕" w:eastAsia="맑은 고딕"/>
           <w:sz w:val="21"/>
         </w:rPr>
-        <w:t>해설: `REUSE`가 없으면 파일 충돌로 실패한다. 파일을 먼저 지우는 방법도 있으나 `REUSE`가 간편하다.</w:t>
+        <w:t xml:space="preserve">해설: </w:t>
+      </w:r>
+      <w:r>
+        <w:rPr>
+          <w:rFonts w:ascii="Consolas" w:hAnsi="Consolas" w:eastAsia="맑은 고딕"/>
+          <w:sz w:val="21"/>
+        </w:rPr>
+        <w:t xml:space="preserve">REUSE</w:t>
+      </w:r>
+      <w:r>
+        <w:rPr>
+          <w:rFonts w:ascii="맑은 고딕" w:hAnsi="맑은 고딕" w:eastAsia="맑은 고딕"/>
+          <w:sz w:val="21"/>
+        </w:rPr>
+        <w:t xml:space="preserve">가 없으면 파일 충돌로 실패한다. 파일을 먼저 지우는 방법도 있으나 </w:t>
+      </w:r>
+      <w:r>
+        <w:rPr>
+          <w:rFonts w:ascii="Consolas" w:hAnsi="Consolas" w:eastAsia="맑은 고딕"/>
+          <w:sz w:val="21"/>
+        </w:rPr>
+        <w:t xml:space="preserve">REUSE</w:t>
+      </w:r>
+      <w:r>
+        <w:rPr>
+          <w:rFonts w:ascii="맑은 고딕" w:hAnsi="맑은 고딕" w:eastAsia="맑은 고딕"/>
+          <w:sz w:val="21"/>
+        </w:rPr>
+        <w:t xml:space="preserve">가 간편하다.</w:t>
       </w:r>
     </w:p>
     <w:p>
@@ -943,7 +1213,7 @@
           <w:b/>
           <w:sz w:val="21"/>
         </w:rPr>
-        <w:t>[상-08] 정답: ① Flashback Database 활성화</w:t>
+        <w:t>[상-08] 정답: ③ Flashback Database 활성화</w:t>
       </w:r>
     </w:p>
     <w:p>
@@ -952,7 +1222,21 @@
           <w:rFonts w:ascii="맑은 고딕" w:hAnsi="맑은 고딕" w:eastAsia="맑은 고딕"/>
           <w:sz w:val="21"/>
         </w:rPr>
-        <w:t>해설: Flashback은 11장 Snapshot Standby와 16장 Reinstate에서 필요하며 5장 시점에는 요건이 아니다. 실습 환경의 `FLASHBACK_ON`도 NO다.</w:t>
+        <w:t xml:space="preserve">해설: Flashback은 11장 Snapshot Standby와 16장 Reinstate에서 필요하며 5장 시점에는 요건이 아니다. 실습 환경의 </w:t>
+      </w:r>
+      <w:r>
+        <w:rPr>
+          <w:rFonts w:ascii="Consolas" w:hAnsi="Consolas" w:eastAsia="맑은 고딕"/>
+          <w:sz w:val="21"/>
+        </w:rPr>
+        <w:t xml:space="preserve">FLASHBACK_ON</w:t>
+      </w:r>
+      <w:r>
+        <w:rPr>
+          <w:rFonts w:ascii="맑은 고딕" w:hAnsi="맑은 고딕" w:eastAsia="맑은 고딕"/>
+          <w:sz w:val="21"/>
+        </w:rPr>
+        <w:t xml:space="preserve">도 NO다.</w:t>
       </w:r>
     </w:p>
     <w:p>
@@ -962,7 +1246,23 @@
           <w:b/>
           <w:sz w:val="21"/>
         </w:rPr>
-        <w:t>[상-09] 정답: ① `SELECT force_logging FROM v$database`로 확인하고 실측 근거로 설명한다</w:t>
+        <w:t xml:space="preserve">[상-09] 정답: ④ </w:t>
+      </w:r>
+      <w:r>
+        <w:rPr>
+          <w:rFonts w:ascii="Consolas" w:hAnsi="Consolas" w:eastAsia="맑은 고딕"/>
+          <w:b/>
+          <w:sz w:val="21"/>
+        </w:rPr>
+        <w:t xml:space="preserve">SELECT force_logging FROM v$database</w:t>
+      </w:r>
+      <w:r>
+        <w:rPr>
+          <w:rFonts w:ascii="맑은 고딕" w:hAnsi="맑은 고딕" w:eastAsia="맑은 고딕"/>
+          <w:b/>
+          <w:sz w:val="21"/>
+        </w:rPr>
+        <w:t xml:space="preserve">로 확인하고 실측 근거로 설명한다</w:t>
       </w:r>
     </w:p>
     <w:p>
@@ -981,7 +1281,7 @@
           <w:b/>
           <w:sz w:val="21"/>
         </w:rPr>
-        <w:t>[상-10] 정답: ① 답이 되지 않는다. 직접 경로 적재에만 적용되기 때문</w:t>
+        <w:t>[상-10] 정답: ④ 답이 되지 않는다. 직접 경로 적재에만 적용되기 때문</w:t>
       </w:r>
     </w:p>
     <w:p>
@@ -994,6 +1294,8 @@
       </w:r>
     </w:p>
     <w:sectPr>
+      <w:headerReference w:type="default" r:id="rId9"/>
+      <w:footerReference w:type="default" r:id="rId10"/>
       <w:pgSz w:w="12240" w:h="15840"/>
       <w:pgMar w:top="1440" w:right="1800" w:bottom="1440" w:left="1800" w:header="720" w:footer="720" w:gutter="0"/>
       <w:cols w:space="720"/>
@@ -1001,6 +1303,26 @@
     </w:sectPr>
   </w:body>
 </w:document>
+</file>
+
+<file path=word/footer1.xml><?xml version="1.0" encoding="utf-8"?>
+<w:ftr xmlns:m="http://schemas.openxmlformats.org/officeDocument/2006/math" xmlns:mc="http://schemas.openxmlformats.org/markup-compatibility/2006" xmlns:mo="http://schemas.microsoft.com/office/mac/office/2008/main" xmlns:mv="urn:schemas-microsoft-com:mac:vml" xmlns:o="urn:schemas-microsoft-com:office:office" xmlns:r="http://schemas.openxmlformats.org/officeDocument/2006/relationships" xmlns:v="urn:schemas-microsoft-com:vml" xmlns:w10="urn:schemas-microsoft-com:office:word" xmlns:w14="http://schemas.microsoft.com/office/word/2010/wordml" xmlns:w="http://schemas.openxmlformats.org/wordprocessingml/2006/main" xmlns:wne="http://schemas.microsoft.com/office/word/2006/wordml" xmlns:wp14="http://schemas.microsoft.com/office/word/2010/wordprocessingDrawing" xmlns:wp="http://schemas.openxmlformats.org/drawingml/2006/wordprocessingDrawing" xmlns:wpc="http://schemas.microsoft.com/office/word/2010/wordprocessingCanvas" xmlns:wpg="http://schemas.microsoft.com/office/word/2010/wordprocessingGroup" xmlns:wpi="http://schemas.microsoft.com/office/word/2010/wordprocessingInk" xmlns:wps="http://schemas.microsoft.com/office/word/2010/wordprocessingShape" mc:Ignorable="w14 wp14">
+  <w:p>
+    <w:pPr>
+      <w:pStyle w:val="Footer"/>
+    </w:pPr>
+  </w:p>
+</w:ftr>
+</file>
+
+<file path=word/header1.xml><?xml version="1.0" encoding="utf-8"?>
+<w:hdr xmlns:m="http://schemas.openxmlformats.org/officeDocument/2006/math" xmlns:mc="http://schemas.openxmlformats.org/markup-compatibility/2006" xmlns:mo="http://schemas.microsoft.com/office/mac/office/2008/main" xmlns:mv="urn:schemas-microsoft-com:mac:vml" xmlns:o="urn:schemas-microsoft-com:office:office" xmlns:r="http://schemas.openxmlformats.org/officeDocument/2006/relationships" xmlns:v="urn:schemas-microsoft-com:vml" xmlns:w10="urn:schemas-microsoft-com:office:word" xmlns:w14="http://schemas.microsoft.com/office/word/2010/wordml" xmlns:w="http://schemas.openxmlformats.org/wordprocessingml/2006/main" xmlns:wne="http://schemas.microsoft.com/office/word/2006/wordml" xmlns:wp14="http://schemas.microsoft.com/office/word/2010/wordprocessingDrawing" xmlns:wp="http://schemas.openxmlformats.org/drawingml/2006/wordprocessingDrawing" xmlns:wpc="http://schemas.microsoft.com/office/word/2010/wordprocessingCanvas" xmlns:wpg="http://schemas.microsoft.com/office/word/2010/wordprocessingGroup" xmlns:wpi="http://schemas.microsoft.com/office/word/2010/wordprocessingInk" xmlns:wps="http://schemas.microsoft.com/office/word/2010/wordprocessingShape" mc:Ignorable="w14 wp14">
+  <w:p>
+    <w:pPr>
+      <w:pStyle w:val="Header"/>
+    </w:pPr>
+  </w:p>
+</w:hdr>
 </file>
 
 <file path=word/numbering.xml><?xml version="1.0" encoding="utf-8"?>
